--- a/pr-preview/pr-264/measures.docx
+++ b/pr-preview/pr-264/measures.docx
@@ -15,7 +15,7 @@
         <w:pStyle w:val="Date"/>
       </w:pPr>
       <w:r>
-        <w:t xml:space="preserve">Last modified: 2026-10-13 13:40:32 (PDT)</w:t>
+        <w:t xml:space="preserve">Last modified: 2026-10-13 18:36:56 (PDT)</w:t>
       </w:r>
     </w:p>
     <w:p>
@@ -7310,7 +7310,7 @@
     </w:p>
     <w:bookmarkEnd w:id="41"/>
     <w:bookmarkEnd w:id="42"/>
-    <w:bookmarkStart w:id="56" w:name="infinite-sums"/>
+    <w:bookmarkStart w:id="57" w:name="infinite-sums"/>
     <w:p>
       <w:pPr>
         <w:pStyle w:val="Heading2"/>
@@ -8673,7 +8673,7 @@
       </w:r>
     </w:p>
     <w:bookmarkEnd w:id="48"/>
-    <w:bookmarkStart w:id="50" w:name="def-infinite-sum"/>
+    <w:bookmarkStart w:id="51" w:name="def-infinite-sum"/>
     <w:p>
       <w:pPr>
         <w:pStyle w:val="BodyText"/>
@@ -9080,7 +9080,7 @@
       <w:r>
         <w:t xml:space="preserve"> </w:t>
       </w:r>
-      <w:hyperlink r:id="rId49">
+      <w:hyperlink r:id="rId50">
         <w:r>
           <w:rPr>
             <w:rStyle w:val="Hyperlink"/>
@@ -9201,8 +9201,8 @@
         <w:t xml:space="preserve">are defined the same way.</w:t>
       </w:r>
     </w:p>
-    <w:bookmarkEnd w:id="50"/>
-    <w:bookmarkStart w:id="51" w:name="exm-infinite-sum"/>
+    <w:bookmarkEnd w:id="51"/>
+    <w:bookmarkStart w:id="52" w:name="exm-infinite-sum"/>
     <w:p>
       <w:pPr>
         <w:pStyle w:val="BodyText"/>
@@ -9632,8 +9632,8 @@
         <w:t xml:space="preserve">.</w:t>
       </w:r>
     </w:p>
-    <w:bookmarkEnd w:id="51"/>
-    <w:bookmarkStart w:id="52" w:name="lem-nonneg-series"/>
+    <w:bookmarkEnd w:id="52"/>
+    <w:bookmarkStart w:id="53" w:name="lem-nonneg-series"/>
     <w:p>
       <w:pPr>
         <w:pStyle w:val="FirstParagraph"/>
@@ -10061,7 +10061,7 @@
         <w:t xml:space="preserve">.</w:t>
       </w:r>
     </w:p>
-    <w:bookmarkEnd w:id="52"/>
+    <w:bookmarkEnd w:id="53"/>
     <w:p>
       <w:pPr>
         <w:pStyle w:val="BodyText"/>
@@ -10424,7 +10424,7 @@
       <w:r>
         <w:t xml:space="preserve"> </w:t>
       </w:r>
-      <w:hyperlink r:id="rId53">
+      <w:hyperlink r:id="rId54">
         <w:r>
           <w:rPr>
             <w:rStyle w:val="Hyperlink"/>
@@ -10444,7 +10444,7 @@
       <w:r>
         <w:t xml:space="preserve"> </w:t>
       </w:r>
-      <w:hyperlink r:id="rId54">
+      <w:hyperlink r:id="rId55">
         <w:r>
           <w:rPr>
             <w:rStyle w:val="Hyperlink"/>
@@ -10487,7 +10487,7 @@
       <w:r>
         <w:t xml:space="preserve"> </w:t>
       </w:r>
-      <w:hyperlink r:id="rId55">
+      <w:hyperlink r:id="rId56">
         <w:r>
           <w:rPr>
             <w:rStyle w:val="Hyperlink"/>
@@ -10623,8 +10623,8 @@
         <w:t xml:space="preserve">.</w:t>
       </w:r>
     </w:p>
-    <w:bookmarkEnd w:id="56"/>
-    <w:bookmarkStart w:id="74" w:name="additivity"/>
+    <w:bookmarkEnd w:id="57"/>
+    <w:bookmarkStart w:id="75" w:name="additivity"/>
     <w:p>
       <w:pPr>
         <w:pStyle w:val="Heading2"/>
@@ -10633,7 +10633,7 @@
         <w:t xml:space="preserve">4 Additivity</w:t>
       </w:r>
     </w:p>
-    <w:bookmarkStart w:id="58" w:name="def-finite-additivity"/>
+    <w:bookmarkStart w:id="59" w:name="def-finite-additivity"/>
     <w:p>
       <w:pPr>
         <w:pStyle w:val="FirstParagraph"/>
@@ -10711,7 +10711,7 @@
       <w:r>
         <w:t xml:space="preserve"> </w:t>
       </w:r>
-      <w:hyperlink r:id="rId57">
+      <w:hyperlink r:id="rId58">
         <w:r>
           <w:rPr>
             <w:rStyle w:val="Hyperlink"/>
@@ -11041,8 +11041,8 @@
         </m:oMath>
       </m:oMathPara>
     </w:p>
-    <w:bookmarkEnd w:id="58"/>
-    <w:bookmarkStart w:id="59" w:name="exm-finite-additivity"/>
+    <w:bookmarkEnd w:id="59"/>
+    <w:bookmarkStart w:id="60" w:name="exm-finite-additivity"/>
     <w:p>
       <w:pPr>
         <w:pStyle w:val="FirstParagraph"/>
@@ -11797,8 +11797,8 @@
         <w:t xml:space="preserve">is finitely additive.</w:t>
       </w:r>
     </w:p>
-    <w:bookmarkEnd w:id="59"/>
-    <w:bookmarkStart w:id="60" w:name="exm-not-finitely-additive"/>
+    <w:bookmarkEnd w:id="60"/>
+    <w:bookmarkStart w:id="61" w:name="exm-not-finitely-additive"/>
     <w:p>
       <w:pPr>
         <w:pStyle w:val="BodyText"/>
@@ -12353,8 +12353,8 @@
         <w:t xml:space="preserve">is not finitely additive.</w:t>
       </w:r>
     </w:p>
-    <w:bookmarkEnd w:id="60"/>
-    <w:bookmarkStart w:id="61" w:name="def-countable-additivity"/>
+    <w:bookmarkEnd w:id="61"/>
+    <w:bookmarkStart w:id="62" w:name="def-countable-additivity"/>
     <w:p>
       <w:pPr>
         <w:pStyle w:val="BodyText"/>
@@ -12777,8 +12777,8 @@
         </m:oMath>
       </m:oMathPara>
     </w:p>
-    <w:bookmarkEnd w:id="61"/>
-    <w:bookmarkStart w:id="62" w:name="exm-countable-additivity"/>
+    <w:bookmarkEnd w:id="62"/>
+    <w:bookmarkStart w:id="63" w:name="exm-countable-additivity"/>
     <w:p>
       <w:pPr>
         <w:pStyle w:val="FirstParagraph"/>
@@ -13104,8 +13104,8 @@
         <w:t xml:space="preserve">is countably additive.</w:t>
       </w:r>
     </w:p>
-    <w:bookmarkEnd w:id="62"/>
-    <w:bookmarkStart w:id="63" w:name="rem-countable-additivity-sum-exists"/>
+    <w:bookmarkEnd w:id="63"/>
+    <w:bookmarkStart w:id="64" w:name="rem-countable-additivity-sum-exists"/>
     <w:p>
       <w:pPr>
         <w:pStyle w:val="BodyText"/>
@@ -13578,8 +13578,8 @@
         <w:t xml:space="preserve">.</w:t>
       </w:r>
     </w:p>
-    <w:bookmarkEnd w:id="63"/>
-    <w:bookmarkStart w:id="64" w:name="lem-countable-additivity-empty"/>
+    <w:bookmarkEnd w:id="64"/>
+    <w:bookmarkStart w:id="65" w:name="lem-countable-additivity-empty"/>
     <w:p>
       <w:pPr>
         <w:pStyle w:val="BodyText"/>
@@ -13754,7 +13754,7 @@
         <w:t xml:space="preserve">.</w:t>
       </w:r>
     </w:p>
-    <w:bookmarkEnd w:id="64"/>
+    <w:bookmarkEnd w:id="65"/>
     <w:p>
       <w:pPr>
         <w:pStyle w:val="BodyText"/>
@@ -14260,7 +14260,7 @@
       <w:r>
         <w:t xml:space="preserve"> </w:t>
       </w:r>
-      <w:hyperlink r:id="rId65">
+      <w:hyperlink r:id="rId66">
         <w:r>
           <w:rPr>
             <w:rStyle w:val="Hyperlink"/>
@@ -14324,7 +14324,7 @@
         <w:t xml:space="preserve">.</w:t>
       </w:r>
     </w:p>
-    <w:bookmarkStart w:id="66" w:name="exm-empty-set-zero"/>
+    <w:bookmarkStart w:id="67" w:name="exm-empty-set-zero"/>
     <w:p>
       <w:pPr>
         <w:pStyle w:val="BodyText"/>
@@ -14604,8 +14604,8 @@
         </m:oMath>
       </m:oMathPara>
     </w:p>
-    <w:bookmarkEnd w:id="66"/>
-    <w:bookmarkStart w:id="67" w:name="exm-empty-set-infinity"/>
+    <w:bookmarkEnd w:id="67"/>
+    <w:bookmarkStart w:id="68" w:name="exm-empty-set-infinity"/>
     <w:p>
       <w:pPr>
         <w:pStyle w:val="FirstParagraph"/>
@@ -15370,8 +15370,8 @@
         <w:t xml:space="preserve">.</w:t>
       </w:r>
     </w:p>
-    <w:bookmarkEnd w:id="67"/>
-    <w:bookmarkStart w:id="68" w:name="rem-empty-set-requirement"/>
+    <w:bookmarkEnd w:id="68"/>
+    <w:bookmarkStart w:id="69" w:name="rem-empty-set-requirement"/>
     <w:p>
       <w:pPr>
         <w:pStyle w:val="BodyText"/>
@@ -15532,8 +15532,8 @@
         <w:t xml:space="preserve">is an extra requirement, not a consequence of countable additivity.</w:t>
       </w:r>
     </w:p>
-    <w:bookmarkEnd w:id="68"/>
-    <w:bookmarkStart w:id="69" w:name="thm-countable-implies-finite"/>
+    <w:bookmarkEnd w:id="69"/>
+    <w:bookmarkStart w:id="70" w:name="thm-countable-implies-finite"/>
     <w:p>
       <w:pPr>
         <w:pStyle w:val="BodyText"/>
@@ -15698,7 +15698,7 @@
         <w:t xml:space="preserve">.</w:t>
       </w:r>
     </w:p>
-    <w:bookmarkEnd w:id="69"/>
+    <w:bookmarkEnd w:id="70"/>
     <w:p>
       <w:pPr>
         <w:pStyle w:val="BodyText"/>
@@ -16595,7 +16595,7 @@
         </m:oMath>
       </m:oMathPara>
     </w:p>
-    <w:bookmarkStart w:id="70" w:name="exm-finite-not-countable"/>
+    <w:bookmarkStart w:id="71" w:name="exm-finite-not-countable"/>
     <w:p>
       <w:pPr>
         <w:pStyle w:val="FirstParagraph"/>
@@ -18239,8 +18239,8 @@
         </m:oMath>
       </m:oMathPara>
     </w:p>
-    <w:bookmarkEnd w:id="70"/>
-    <w:bookmarkStart w:id="73" w:name="rem-finite-not-countable-converse"/>
+    <w:bookmarkEnd w:id="71"/>
+    <w:bookmarkStart w:id="74" w:name="rem-finite-not-countable-converse"/>
     <w:p>
       <w:pPr>
         <w:pStyle w:val="FirstParagraph"/>
@@ -18272,7 +18272,7 @@
       <w:r>
         <w:t xml:space="preserve"> </w:t>
       </w:r>
-      <w:hyperlink r:id="rId71">
+      <w:hyperlink r:id="rId72">
         <w:r>
           <w:rPr>
             <w:rStyle w:val="Hyperlink"/>
@@ -18362,7 +18362,7 @@
       <w:r>
         <w:t xml:space="preserve"> </w:t>
       </w:r>
-      <w:hyperlink r:id="rId72">
+      <w:hyperlink r:id="rId73">
         <w:r>
           <w:rPr>
             <w:rStyle w:val="Hyperlink"/>
@@ -18501,9 +18501,9 @@
         <w:t xml:space="preserve">is finite.</w:t>
       </w:r>
     </w:p>
-    <w:bookmarkEnd w:id="73"/>
     <w:bookmarkEnd w:id="74"/>
-    <w:bookmarkStart w:id="98" w:name="measures"/>
+    <w:bookmarkEnd w:id="75"/>
+    <w:bookmarkStart w:id="99" w:name="measures"/>
     <w:p>
       <w:pPr>
         <w:pStyle w:val="Heading2"/>
@@ -18512,7 +18512,7 @@
         <w:t xml:space="preserve">5 Measures</w:t>
       </w:r>
     </w:p>
-    <w:bookmarkStart w:id="75" w:name="def-measure"/>
+    <w:bookmarkStart w:id="76" w:name="def-measure"/>
     <w:p>
       <w:pPr>
         <w:pStyle w:val="FirstParagraph"/>
@@ -18733,8 +18733,8 @@
         <w:t xml:space="preserve">.</w:t>
       </w:r>
     </w:p>
-    <w:bookmarkEnd w:id="75"/>
-    <w:bookmarkStart w:id="76" w:name="exm-measure"/>
+    <w:bookmarkEnd w:id="76"/>
+    <w:bookmarkStart w:id="77" w:name="exm-measure"/>
     <w:p>
       <w:pPr>
         <w:pStyle w:val="FirstParagraph"/>
@@ -18984,8 +18984,8 @@
         <w:t xml:space="preserve">so it is a measure.</w:t>
       </w:r>
     </w:p>
-    <w:bookmarkEnd w:id="76"/>
-    <w:bookmarkStart w:id="77" w:name="cor-measure-finitely-additive"/>
+    <w:bookmarkEnd w:id="77"/>
+    <w:bookmarkStart w:id="78" w:name="cor-measure-finitely-additive"/>
     <w:p>
       <w:pPr>
         <w:pStyle w:val="BodyText"/>
@@ -19035,7 +19035,7 @@
         <w:t xml:space="preserve">.</w:t>
       </w:r>
     </w:p>
-    <w:bookmarkEnd w:id="77"/>
+    <w:bookmarkEnd w:id="78"/>
     <w:p>
       <w:pPr>
         <w:pStyle w:val="BodyText"/>
@@ -19143,7 +19143,7 @@
         <w:t xml:space="preserve">applies to it.</w:t>
       </w:r>
     </w:p>
-    <w:bookmarkStart w:id="78" w:name="def-counting-measure"/>
+    <w:bookmarkStart w:id="79" w:name="def-counting-measure"/>
     <w:p>
       <w:pPr>
         <w:pStyle w:val="BodyText"/>
@@ -19412,8 +19412,8 @@
         </m:oMath>
       </m:oMathPara>
     </w:p>
-    <w:bookmarkEnd w:id="78"/>
-    <w:bookmarkStart w:id="80" w:name="exm-counting-measure"/>
+    <w:bookmarkEnd w:id="79"/>
+    <w:bookmarkStart w:id="81" w:name="exm-counting-measure"/>
     <w:p>
       <w:pPr>
         <w:pStyle w:val="FirstParagraph"/>
@@ -19448,7 +19448,7 @@
       <w:r>
         <w:t xml:space="preserve"> </w:t>
       </w:r>
-      <w:hyperlink r:id="rId79">
+      <w:hyperlink r:id="rId80">
         <w:r>
           <w:rPr>
             <w:rStyle w:val="Hyperlink"/>
@@ -19915,8 +19915,8 @@
         </m:oMath>
       </m:oMathPara>
     </w:p>
-    <w:bookmarkEnd w:id="80"/>
-    <w:bookmarkStart w:id="81" w:name="def-measurable-space"/>
+    <w:bookmarkEnd w:id="81"/>
+    <w:bookmarkStart w:id="82" w:name="def-measurable-space"/>
     <w:p>
       <w:pPr>
         <w:pStyle w:val="FirstParagraph"/>
@@ -20080,8 +20080,8 @@
         <w:t xml:space="preserve">.</w:t>
       </w:r>
     </w:p>
-    <w:bookmarkEnd w:id="81"/>
-    <w:bookmarkStart w:id="82" w:name="exm-measurable-space"/>
+    <w:bookmarkEnd w:id="82"/>
+    <w:bookmarkStart w:id="83" w:name="exm-measurable-space"/>
     <w:p>
       <w:pPr>
         <w:pStyle w:val="BodyText"/>
@@ -20466,8 +20466,8 @@
         <w:t xml:space="preserve">is not one of them.</w:t>
       </w:r>
     </w:p>
-    <w:bookmarkEnd w:id="82"/>
-    <w:bookmarkStart w:id="83" w:name="def-measure-space"/>
+    <w:bookmarkEnd w:id="83"/>
+    <w:bookmarkStart w:id="84" w:name="def-measure-space"/>
     <w:p>
       <w:pPr>
         <w:pStyle w:val="FirstParagraph"/>
@@ -20601,8 +20601,8 @@
         <w:t xml:space="preserve">.</w:t>
       </w:r>
     </w:p>
-    <w:bookmarkEnd w:id="83"/>
-    <w:bookmarkStart w:id="84" w:name="exm-measure-space"/>
+    <w:bookmarkEnd w:id="84"/>
+    <w:bookmarkStart w:id="85" w:name="exm-measure-space"/>
     <w:p>
       <w:pPr>
         <w:pStyle w:val="BodyText"/>
@@ -20894,8 +20894,8 @@
         <w:t xml:space="preserve">a measure space.</w:t>
       </w:r>
     </w:p>
-    <w:bookmarkEnd w:id="84"/>
-    <w:bookmarkStart w:id="85" w:name="def-lebesgue-measure"/>
+    <w:bookmarkEnd w:id="85"/>
+    <w:bookmarkStart w:id="86" w:name="def-lebesgue-measure"/>
     <w:p>
       <w:pPr>
         <w:pStyle w:val="BodyText"/>
@@ -21460,8 +21460,8 @@
         <w:t xml:space="preserve">.</w:t>
       </w:r>
     </w:p>
-    <w:bookmarkEnd w:id="85"/>
-    <w:bookmarkStart w:id="87" w:name="rem-lebesgue-measure-exists"/>
+    <w:bookmarkEnd w:id="86"/>
+    <w:bookmarkStart w:id="88" w:name="rem-lebesgue-measure-exists"/>
     <w:p>
       <w:pPr>
         <w:pStyle w:val="BodyText"/>
@@ -21512,7 +21512,7 @@
       <w:r>
         <w:t xml:space="preserve"> </w:t>
       </w:r>
-      <w:hyperlink r:id="rId86">
+      <w:hyperlink r:id="rId87">
         <w:r>
           <w:rPr>
             <w:rStyle w:val="Hyperlink"/>
@@ -21561,8 +21561,8 @@
         <w:t xml:space="preserve">the Lebesgue-measurable sets, with the same values on Borel sets).</w:t>
       </w:r>
     </w:p>
-    <w:bookmarkEnd w:id="87"/>
-    <w:bookmarkStart w:id="88" w:name="exm-lebesgue-measure"/>
+    <w:bookmarkEnd w:id="88"/>
+    <w:bookmarkStart w:id="89" w:name="exm-lebesgue-measure"/>
     <w:p>
       <w:pPr>
         <w:pStyle w:val="BodyText"/>
@@ -22378,8 +22378,8 @@
         </m:oMath>
       </m:oMathPara>
     </w:p>
-    <w:bookmarkEnd w:id="88"/>
-    <w:bookmarkStart w:id="91" w:name="rem-measure-size"/>
+    <w:bookmarkEnd w:id="89"/>
+    <w:bookmarkStart w:id="92" w:name="rem-measure-size"/>
     <w:p>
       <w:pPr>
         <w:pStyle w:val="FirstParagraph"/>
@@ -22794,7 +22794,7 @@
       <w:r>
         <w:t xml:space="preserve"> </w:t>
       </w:r>
-      <w:hyperlink r:id="rId89">
+      <w:hyperlink r:id="rId90">
         <w:r>
           <w:rPr>
             <w:rStyle w:val="Hyperlink"/>
@@ -22811,7 +22811,7 @@
       <w:r>
         <w:t xml:space="preserve"> </w:t>
       </w:r>
-      <w:hyperlink r:id="rId90">
+      <w:hyperlink r:id="rId91">
         <w:r>
           <w:rPr>
             <w:rStyle w:val="Hyperlink"/>
@@ -22826,8 +22826,8 @@
         <w:t xml:space="preserve">theorems.</w:t>
       </w:r>
     </w:p>
-    <w:bookmarkEnd w:id="91"/>
-    <w:bookmarkStart w:id="92" w:name="def-measure-zero"/>
+    <w:bookmarkEnd w:id="92"/>
+    <w:bookmarkStart w:id="93" w:name="def-measure-zero"/>
     <w:p>
       <w:pPr>
         <w:pStyle w:val="BodyText"/>
@@ -23025,8 +23025,8 @@
         <w:t xml:space="preserve">.</w:t>
       </w:r>
     </w:p>
-    <w:bookmarkEnd w:id="92"/>
-    <w:bookmarkStart w:id="93" w:name="exm-measure-zero"/>
+    <w:bookmarkEnd w:id="93"/>
+    <w:bookmarkStart w:id="94" w:name="exm-measure-zero"/>
     <w:p>
       <w:pPr>
         <w:pStyle w:val="BodyText"/>
@@ -23200,8 +23200,8 @@
         <w:t xml:space="preserve">although neither set is empty.</w:t>
       </w:r>
     </w:p>
-    <w:bookmarkEnd w:id="93"/>
-    <w:bookmarkStart w:id="94" w:name="def-almost-everywhere"/>
+    <w:bookmarkEnd w:id="94"/>
+    <w:bookmarkStart w:id="95" w:name="def-almost-everywhere"/>
     <w:p>
       <w:pPr>
         <w:pStyle w:val="FirstParagraph"/>
@@ -23451,8 +23451,8 @@
         <w:t xml:space="preserve">.</w:t>
       </w:r>
     </w:p>
-    <w:bookmarkEnd w:id="94"/>
-    <w:bookmarkStart w:id="95" w:name="exm-almost-everywhere"/>
+    <w:bookmarkEnd w:id="95"/>
+    <w:bookmarkStart w:id="96" w:name="exm-almost-everywhere"/>
     <w:p>
       <w:pPr>
         <w:pStyle w:val="BodyText"/>
@@ -23843,8 +23843,8 @@
         <w:t xml:space="preserve">so a statement holds almost everywhere only if it holds everywhere.</w:t>
       </w:r>
     </w:p>
-    <w:bookmarkEnd w:id="95"/>
-    <w:bookmarkStart w:id="96" w:name="def-sigma-finite"/>
+    <w:bookmarkEnd w:id="96"/>
+    <w:bookmarkStart w:id="97" w:name="def-sigma-finite"/>
     <w:p>
       <w:pPr>
         <w:pStyle w:val="BodyText"/>
@@ -24246,8 +24246,8 @@
         <w:t xml:space="preserve">.</w:t>
       </w:r>
     </w:p>
-    <w:bookmarkEnd w:id="96"/>
-    <w:bookmarkStart w:id="97" w:name="exm-sigma-finite"/>
+    <w:bookmarkEnd w:id="97"/>
+    <w:bookmarkStart w:id="98" w:name="exm-sigma-finite"/>
     <w:p>
       <w:pPr>
         <w:pStyle w:val="BodyText"/>
@@ -25090,9 +25090,9 @@
         <w:t xml:space="preserve">.</w:t>
       </w:r>
     </w:p>
-    <w:bookmarkEnd w:id="97"/>
     <w:bookmarkEnd w:id="98"/>
-    <w:bookmarkStart w:id="102" w:name="probability-measures"/>
+    <w:bookmarkEnd w:id="99"/>
+    <w:bookmarkStart w:id="103" w:name="probability-measures"/>
     <w:p>
       <w:pPr>
         <w:pStyle w:val="Heading2"/>
@@ -25101,7 +25101,7 @@
         <w:t xml:space="preserve">6 Probability measures</w:t>
       </w:r>
     </w:p>
-    <w:bookmarkStart w:id="99" w:name="def-probability-measure"/>
+    <w:bookmarkStart w:id="100" w:name="def-probability-measure"/>
     <w:p>
       <w:pPr>
         <w:pStyle w:val="FirstParagraph"/>
@@ -25490,8 +25490,8 @@
         <w:t xml:space="preserve">.</w:t>
       </w:r>
     </w:p>
-    <w:bookmarkEnd w:id="99"/>
-    <w:bookmarkStart w:id="100" w:name="exm-probability-measure"/>
+    <w:bookmarkEnd w:id="100"/>
+    <w:bookmarkStart w:id="101" w:name="exm-probability-measure"/>
     <w:p>
       <w:pPr>
         <w:pStyle w:val="BodyText"/>
@@ -26453,8 +26453,8 @@
         <w:t xml:space="preserve">.</w:t>
       </w:r>
     </w:p>
-    <w:bookmarkEnd w:id="100"/>
-    <w:bookmarkStart w:id="101" w:name="rem-mutually-exclusive"/>
+    <w:bookmarkEnd w:id="101"/>
+    <w:bookmarkStart w:id="102" w:name="rem-mutually-exclusive"/>
     <w:p>
       <w:pPr>
         <w:pStyle w:val="FirstParagraph"/>
@@ -26666,9 +26666,9 @@
         <w:t xml:space="preserve">no roll is both even and odd.</w:t>
       </w:r>
     </w:p>
-    <w:bookmarkEnd w:id="101"/>
     <w:bookmarkEnd w:id="102"/>
-    <w:bookmarkStart w:id="120" w:name="measurable-functions-and-integrals"/>
+    <w:bookmarkEnd w:id="103"/>
+    <w:bookmarkStart w:id="121" w:name="measurable-functions-and-integrals"/>
     <w:p>
       <w:pPr>
         <w:pStyle w:val="Heading2"/>
@@ -26677,7 +26677,7 @@
         <w:t xml:space="preserve">7 Measurable functions and integrals</w:t>
       </w:r>
     </w:p>
-    <w:bookmarkStart w:id="103" w:name="def-measurable-function"/>
+    <w:bookmarkStart w:id="104" w:name="def-measurable-function"/>
     <w:p>
       <w:pPr>
         <w:pStyle w:val="FirstParagraph"/>
@@ -26757,7 +26757,7 @@
       <w:r>
         <w:t xml:space="preserve"> </w:t>
       </w:r>
-      <w:hyperlink r:id="rId57">
+      <w:hyperlink r:id="rId58">
         <w:r>
           <w:rPr>
             <w:rStyle w:val="Hyperlink"/>
@@ -26970,8 +26970,8 @@
         </m:oMath>
       </m:oMathPara>
     </w:p>
-    <w:bookmarkEnd w:id="103"/>
-    <w:bookmarkStart w:id="105" w:name="rem-measurable-function-general"/>
+    <w:bookmarkEnd w:id="104"/>
+    <w:bookmarkStart w:id="106" w:name="rem-measurable-function-general"/>
     <w:p>
       <w:pPr>
         <w:pStyle w:val="FirstParagraph"/>
@@ -27304,7 +27304,7 @@
       <w:r>
         <w:t xml:space="preserve"> </w:t>
       </w:r>
-      <w:hyperlink r:id="rId104">
+      <w:hyperlink r:id="rId105">
         <w:r>
           <w:rPr>
             <w:rStyle w:val="Hyperlink"/>
@@ -27480,8 +27480,8 @@
         <w:t xml:space="preserve">.</w:t>
       </w:r>
     </w:p>
-    <w:bookmarkEnd w:id="105"/>
-    <w:bookmarkStart w:id="106" w:name="exm-measurable-function"/>
+    <w:bookmarkEnd w:id="106"/>
+    <w:bookmarkStart w:id="107" w:name="exm-measurable-function"/>
     <w:p>
       <w:pPr>
         <w:pStyle w:val="BodyText"/>
@@ -28402,8 +28402,8 @@
         <w:t xml:space="preserve">, is measurable.</w:t>
       </w:r>
     </w:p>
-    <w:bookmarkEnd w:id="106"/>
-    <w:bookmarkStart w:id="109" w:name="def-integral-nonneg"/>
+    <w:bookmarkEnd w:id="107"/>
+    <w:bookmarkStart w:id="110" w:name="def-integral-nonneg"/>
     <w:p>
       <w:pPr>
         <w:pStyle w:val="BodyText"/>
@@ -28828,7 +28828,7 @@
       <w:r>
         <w:t xml:space="preserve"> </w:t>
       </w:r>
-      <w:hyperlink r:id="rId107">
+      <w:hyperlink r:id="rId108">
         <w:r>
           <w:rPr>
             <w:rStyle w:val="Hyperlink"/>
@@ -29018,7 +29018,7 @@
       <w:r>
         <w:t xml:space="preserve"> </w:t>
       </w:r>
-      <w:hyperlink r:id="rId108">
+      <w:hyperlink r:id="rId109">
         <w:r>
           <w:rPr>
             <w:rStyle w:val="Hyperlink"/>
@@ -29310,8 +29310,8 @@
         <w:t xml:space="preserve">(Billingsley 1995, sec. 15)</w:t>
       </w:r>
     </w:p>
-    <w:bookmarkEnd w:id="109"/>
-    <w:bookmarkStart w:id="112" w:name="rem-integral-nonneg-lower-sums"/>
+    <w:bookmarkEnd w:id="110"/>
+    <w:bookmarkStart w:id="113" w:name="rem-integral-nonneg-lower-sums"/>
     <w:p>
       <w:pPr>
         <w:pStyle w:val="BodyText"/>
@@ -29476,7 +29476,7 @@
       <w:r>
         <w:t xml:space="preserve"> </w:t>
       </w:r>
-      <w:hyperlink r:id="rId110">
+      <w:hyperlink r:id="rId111">
         <w:r>
           <w:rPr>
             <w:rStyle w:val="Hyperlink"/>
@@ -29648,7 +29648,7 @@
       <w:r>
         <w:t xml:space="preserve"> </w:t>
       </w:r>
-      <w:hyperlink r:id="rId111">
+      <w:hyperlink r:id="rId112">
         <w:r>
           <w:rPr>
             <w:rStyle w:val="Hyperlink"/>
@@ -29660,8 +29660,8 @@
         <w:t xml:space="preserve">).</w:t>
       </w:r>
     </w:p>
-    <w:bookmarkEnd w:id="112"/>
-    <w:bookmarkStart w:id="113" w:name="exm-integral-nonneg"/>
+    <w:bookmarkEnd w:id="113"/>
+    <w:bookmarkStart w:id="114" w:name="exm-integral-nonneg"/>
     <w:p>
       <w:pPr>
         <w:pStyle w:val="BodyText"/>
@@ -31089,8 +31089,8 @@
         <w:t xml:space="preserve">.</w:t>
       </w:r>
     </w:p>
-    <w:bookmarkEnd w:id="113"/>
-    <w:bookmarkStart w:id="114" w:name="def-integral"/>
+    <w:bookmarkEnd w:id="114"/>
+    <w:bookmarkStart w:id="115" w:name="def-integral"/>
     <w:p>
       <w:pPr>
         <w:pStyle w:val="BodyText"/>
@@ -32012,8 +32012,8 @@
         <w:t xml:space="preserve">(Billingsley 1995, sec. 15)</w:t>
       </w:r>
     </w:p>
-    <w:bookmarkEnd w:id="114"/>
-    <w:bookmarkStart w:id="115" w:name="exm-integral"/>
+    <w:bookmarkEnd w:id="115"/>
+    <w:bookmarkStart w:id="116" w:name="exm-integral"/>
     <w:p>
       <w:pPr>
         <w:pStyle w:val="BodyText"/>
@@ -32751,8 +32751,8 @@
         </m:oMath>
       </m:oMathPara>
     </w:p>
-    <w:bookmarkEnd w:id="115"/>
-    <w:bookmarkStart w:id="117" w:name="def-absolutely-integrable"/>
+    <w:bookmarkEnd w:id="116"/>
+    <w:bookmarkStart w:id="118" w:name="def-absolutely-integrable"/>
     <w:p>
       <w:pPr>
         <w:pStyle w:val="FirstParagraph"/>
@@ -32943,7 +32943,7 @@
       <w:r>
         <w:t xml:space="preserve"> </w:t>
       </w:r>
-      <w:hyperlink r:id="rId116">
+      <w:hyperlink r:id="rId117">
         <w:r>
           <w:rPr>
             <w:rStyle w:val="Hyperlink"/>
@@ -33051,8 +33051,8 @@
         <w:t xml:space="preserve">.</w:t>
       </w:r>
     </w:p>
-    <w:bookmarkEnd w:id="117"/>
-    <w:bookmarkStart w:id="118" w:name="rem-absolutely-integrable-integral"/>
+    <w:bookmarkEnd w:id="118"/>
+    <w:bookmarkStart w:id="119" w:name="rem-absolutely-integrable-integral"/>
     <w:p>
       <w:pPr>
         <w:pStyle w:val="BodyText"/>
@@ -33468,8 +33468,8 @@
         <w:t xml:space="preserve">) is a real number.</w:t>
       </w:r>
     </w:p>
-    <w:bookmarkEnd w:id="118"/>
-    <w:bookmarkStart w:id="119" w:name="exm-absolutely-integrable"/>
+    <w:bookmarkEnd w:id="119"/>
+    <w:bookmarkStart w:id="120" w:name="exm-absolutely-integrable"/>
     <w:p>
       <w:pPr>
         <w:pStyle w:val="BodyText"/>
@@ -33973,9 +33973,9 @@
         <w:t xml:space="preserve">).</w:t>
       </w:r>
     </w:p>
-    <w:bookmarkEnd w:id="119"/>
     <w:bookmarkEnd w:id="120"/>
-    <w:bookmarkStart w:id="131" w:name="lp-spaces"/>
+    <w:bookmarkEnd w:id="121"/>
+    <w:bookmarkStart w:id="132" w:name="lp-spaces"/>
     <w:p>
       <w:pPr>
         <w:pStyle w:val="Heading2"/>
@@ -34007,7 +34007,7 @@
         <w:t xml:space="preserve">spaces</w:t>
       </w:r>
     </w:p>
-    <w:bookmarkStart w:id="122" w:name="def-lp-space"/>
+    <w:bookmarkStart w:id="123" w:name="def-lp-space"/>
     <w:p>
       <w:pPr>
         <w:pStyle w:val="FirstParagraph"/>
@@ -34649,7 +34649,7 @@
       <w:r>
         <w:t xml:space="preserve"> </w:t>
       </w:r>
-      <w:hyperlink r:id="rId121">
+      <w:hyperlink r:id="rId122">
         <w:r>
           <w:rPr>
             <w:rStyle w:val="Hyperlink"/>
@@ -35259,8 +35259,8 @@
         <w:t xml:space="preserve">consists of equivalence classes of essentially bounded measurable functions.</w:t>
       </w:r>
     </w:p>
-    <w:bookmarkEnd w:id="122"/>
-    <w:bookmarkStart w:id="123" w:name="exm-lp-space"/>
+    <w:bookmarkEnd w:id="123"/>
+    <w:bookmarkStart w:id="124" w:name="exm-lp-space"/>
     <w:p>
       <w:pPr>
         <w:pStyle w:val="BodyText"/>
@@ -36501,8 +36501,8 @@
         <w:t xml:space="preserve">on finite-measure sets: higher exponents impose stricter integrability requirements near singularities.</w:t>
       </w:r>
     </w:p>
-    <w:bookmarkEnd w:id="123"/>
-    <w:bookmarkStart w:id="124" w:name="thm-holder-inequality"/>
+    <w:bookmarkEnd w:id="124"/>
+    <w:bookmarkStart w:id="125" w:name="thm-holder-inequality"/>
     <w:p>
       <w:pPr>
         <w:pStyle w:val="BodyText"/>
@@ -37226,8 +37226,8 @@
         <w:t xml:space="preserve">this inequality is the Cauchy-Schwarz inequality for integrals.</w:t>
       </w:r>
     </w:p>
-    <w:bookmarkEnd w:id="124"/>
-    <w:bookmarkStart w:id="125" w:name="thm-minkowski-inequality"/>
+    <w:bookmarkEnd w:id="125"/>
+    <w:bookmarkStart w:id="126" w:name="thm-minkowski-inequality"/>
     <w:p>
       <w:pPr>
         <w:pStyle w:val="BodyText"/>
@@ -37780,7 +37780,7 @@
       <w:r>
         <w:t xml:space="preserve"> </w:t>
       </w:r>
-      <w:hyperlink r:id="rId121">
+      <w:hyperlink r:id="rId122">
         <w:r>
           <w:rPr>
             <w:rStyle w:val="Hyperlink"/>
@@ -37792,8 +37792,8 @@
         <w:t xml:space="preserve">.</w:t>
       </w:r>
     </w:p>
-    <w:bookmarkEnd w:id="125"/>
-    <w:bookmarkStart w:id="127" w:name="exm-holder-inequality"/>
+    <w:bookmarkEnd w:id="126"/>
+    <w:bookmarkStart w:id="128" w:name="exm-holder-inequality"/>
     <w:p>
       <w:pPr>
         <w:pStyle w:val="BodyText"/>
@@ -38452,7 +38452,7 @@
       <w:r>
         <w:t xml:space="preserve"> </w:t>
       </w:r>
-      <w:hyperlink r:id="rId126">
+      <w:hyperlink r:id="rId127">
         <w:r>
           <w:rPr>
             <w:rStyle w:val="Hyperlink"/>
@@ -38729,8 +38729,8 @@
         <w:t xml:space="preserve">guaranteeing that the covariance between any two square-integrable random variables is finite.</w:t>
       </w:r>
     </w:p>
-    <w:bookmarkEnd w:id="127"/>
-    <w:bookmarkStart w:id="130" w:name="rem-lp-spaces-machine-learning"/>
+    <w:bookmarkEnd w:id="128"/>
+    <w:bookmarkStart w:id="131" w:name="rem-lp-spaces-machine-learning"/>
     <w:p>
       <w:pPr>
         <w:pStyle w:val="FirstParagraph"/>
@@ -39133,7 +39133,7 @@
       <w:r>
         <w:t xml:space="preserve"> </w:t>
       </w:r>
-      <w:hyperlink r:id="rId128">
+      <w:hyperlink r:id="rId129">
         <w:r>
           <w:rPr>
             <w:rStyle w:val="Hyperlink"/>
@@ -39510,7 +39510,7 @@
       <w:r>
         <w:t xml:space="preserve"> </w:t>
       </w:r>
-      <w:hyperlink r:id="rId129">
+      <w:hyperlink r:id="rId130">
         <w:r>
           <w:rPr>
             <w:rStyle w:val="Hyperlink"/>
@@ -40057,9 +40057,9 @@
         <w:t xml:space="preserve">minimizes the worst-case maximum error across all instances.</w:t>
       </w:r>
     </w:p>
-    <w:bookmarkEnd w:id="130"/>
     <w:bookmarkEnd w:id="131"/>
-    <w:bookmarkStart w:id="137" w:name="product-measures"/>
+    <w:bookmarkEnd w:id="132"/>
+    <w:bookmarkStart w:id="138" w:name="product-measures"/>
     <w:p>
       <w:pPr>
         <w:pStyle w:val="Heading2"/>
@@ -40068,7 +40068,7 @@
         <w:t xml:space="preserve">9 Product measures</w:t>
       </w:r>
     </w:p>
-    <w:bookmarkStart w:id="133" w:name="def-product-sigma-algebra"/>
+    <w:bookmarkStart w:id="134" w:name="def-product-sigma-algebra"/>
     <w:p>
       <w:pPr>
         <w:pStyle w:val="FirstParagraph"/>
@@ -40222,7 +40222,7 @@
       <w:r>
         <w:t xml:space="preserve"> </w:t>
       </w:r>
-      <w:hyperlink r:id="rId132">
+      <w:hyperlink r:id="rId133">
         <w:r>
           <w:rPr>
             <w:rStyle w:val="Hyperlink"/>
@@ -40416,8 +40416,8 @@
         <w:t xml:space="preserve">the measurable rectangles.</w:t>
       </w:r>
     </w:p>
-    <w:bookmarkEnd w:id="133"/>
-    <w:bookmarkStart w:id="134" w:name="exm-product-sigma-algebra"/>
+    <w:bookmarkEnd w:id="134"/>
+    <w:bookmarkStart w:id="135" w:name="exm-product-sigma-algebra"/>
     <w:p>
       <w:pPr>
         <w:pStyle w:val="BodyText"/>
@@ -40916,8 +40916,8 @@
         <w:t xml:space="preserve">.</w:t>
       </w:r>
     </w:p>
-    <w:bookmarkEnd w:id="134"/>
-    <w:bookmarkStart w:id="135" w:name="def-product-measure"/>
+    <w:bookmarkEnd w:id="135"/>
+    <w:bookmarkStart w:id="136" w:name="def-product-measure"/>
     <w:p>
       <w:pPr>
         <w:pStyle w:val="FirstParagraph"/>
@@ -41527,8 +41527,8 @@
         <w:t xml:space="preserve">.</w:t>
       </w:r>
     </w:p>
-    <w:bookmarkEnd w:id="135"/>
-    <w:bookmarkStart w:id="136" w:name="exm-product-measure"/>
+    <w:bookmarkEnd w:id="136"/>
+    <w:bookmarkStart w:id="137" w:name="exm-product-measure"/>
     <w:p>
       <w:pPr>
         <w:pStyle w:val="BodyText"/>
@@ -42185,9 +42185,9 @@
         <w:t xml:space="preserve">the area of the rectangle.</w:t>
       </w:r>
     </w:p>
-    <w:bookmarkEnd w:id="136"/>
     <w:bookmarkEnd w:id="137"/>
-    <w:bookmarkStart w:id="138" w:name="sec-further-reading"/>
+    <w:bookmarkEnd w:id="138"/>
+    <w:bookmarkStart w:id="139" w:name="sec-further-reading"/>
     <w:p>
       <w:pPr>
         <w:pStyle w:val="Heading2"/>
@@ -42290,8 +42290,8 @@
         <w:t xml:space="preserve">that opens with a chapter on introductory measure theory.</w:t>
       </w:r>
     </w:p>
-    <w:bookmarkEnd w:id="138"/>
-    <w:bookmarkStart w:id="147" w:name="references"/>
+    <w:bookmarkEnd w:id="139"/>
+    <w:bookmarkStart w:id="148" w:name="references"/>
     <w:p>
       <w:pPr>
         <w:pStyle w:val="Heading2"/>
@@ -42300,8 +42300,8 @@
         <w:t xml:space="preserve">References</w:t>
       </w:r>
     </w:p>
-    <w:bookmarkStart w:id="146" w:name="refs"/>
-    <w:bookmarkStart w:id="139" w:name="ref-billingsley1995probability"/>
+    <w:bookmarkStart w:id="147" w:name="refs"/>
+    <w:bookmarkStart w:id="140" w:name="ref-billingsley1995probability"/>
     <w:p>
       <w:pPr>
         <w:pStyle w:val="Bibliography"/>
@@ -42323,8 +42323,8 @@
         <w:t xml:space="preserve">. 3rd ed. Wiley Series in Probability and Mathematical Statistics. Wiley.</w:t>
       </w:r>
     </w:p>
-    <w:bookmarkEnd w:id="139"/>
-    <w:bookmarkStart w:id="141" w:name="ref-CaseBerg01"/>
+    <w:bookmarkEnd w:id="140"/>
+    <w:bookmarkStart w:id="142" w:name="ref-CaseBerg01"/>
     <w:p>
       <w:pPr>
         <w:pStyle w:val="Bibliography"/>
@@ -42348,7 +42348,7 @@
       <w:r>
         <w:t xml:space="preserve"> </w:t>
       </w:r>
-      <w:hyperlink r:id="rId140">
+      <w:hyperlink r:id="rId141">
         <w:r>
           <w:rPr>
             <w:rStyle w:val="Hyperlink"/>
@@ -42360,8 +42360,8 @@
         <w:t xml:space="preserve">.</w:t>
       </w:r>
     </w:p>
-    <w:bookmarkEnd w:id="141"/>
-    <w:bookmarkStart w:id="143" w:name="ref-folland1999real"/>
+    <w:bookmarkEnd w:id="142"/>
+    <w:bookmarkStart w:id="144" w:name="ref-folland1999real"/>
     <w:p>
       <w:pPr>
         <w:pStyle w:val="Bibliography"/>
@@ -42385,7 +42385,7 @@
       <w:r>
         <w:t xml:space="preserve"> </w:t>
       </w:r>
-      <w:hyperlink r:id="rId142">
+      <w:hyperlink r:id="rId143">
         <w:r>
           <w:rPr>
             <w:rStyle w:val="Hyperlink"/>
@@ -42397,8 +42397,8 @@
         <w:t xml:space="preserve">.</w:t>
       </w:r>
     </w:p>
-    <w:bookmarkEnd w:id="143"/>
-    <w:bookmarkStart w:id="145" w:name="ref-gut2013"/>
+    <w:bookmarkEnd w:id="144"/>
+    <w:bookmarkStart w:id="146" w:name="ref-gut2013"/>
     <w:p>
       <w:pPr>
         <w:pStyle w:val="Bibliography"/>
@@ -42422,7 +42422,7 @@
       <w:r>
         <w:t xml:space="preserve"> </w:t>
       </w:r>
-      <w:hyperlink r:id="rId144">
+      <w:hyperlink r:id="rId145">
         <w:r>
           <w:rPr>
             <w:rStyle w:val="Hyperlink"/>
@@ -42434,9 +42434,9 @@
         <w:t xml:space="preserve">.</w:t>
       </w:r>
     </w:p>
-    <w:bookmarkEnd w:id="145"/>
     <w:bookmarkEnd w:id="146"/>
     <w:bookmarkEnd w:id="147"/>
+    <w:bookmarkEnd w:id="148"/>
     <w:sectPr>
       <w:footnotePr>
         <w:numRestart w:val="eachSect"/>
